--- a/site/files/Phase-Protocol-180-The Quinn  Producer-Gas Salvage Propulsion - The Charcoal Floor (Zero-Fuel-Start Doctrine)- Gemini Protocols.docx
+++ b/site/files/Phase-Protocol-180-The Quinn  Producer-Gas Salvage Propulsion - The Charcoal Floor (Zero-Fuel-Start Doctrine)- Gemini Protocols.docx
@@ -492,7 +492,7 @@
         <w:rPr>
           <w:sz w:val="22"/>
         </w:rPr>
-        <w:t xml:space="preserve">Producer gas is textbook thermochemistry: partial combustion of carbonaceous fuel in a restricted air supply yields a mix rich in carbon monoxide and hydrogen — a genuine, burnable fuel gas with roughly a tenth to a fifth of petrol's energy density by volume, which is why gasifier vehicles lose a third to half their power and why 80 km/h in a built FJ45-era truck is a credible, even strong, figure. The draft requirement is equally textbook: gasification must be lit and drawn before the engine can pull its own vacuum, and wartime practice solved it with petrol starts or hand cranks — Archer's twisted-blade water-pump blower on a wiper motor is the same physics served by twelve volts, and it is the correct modern answer: cheap, salvaged, and independent of the fuel it replaces. His two destroyed vacuum units are the phase's most valuable data point, because they encode a lethal lesson in plain sight: producer gas is roughly a fifth carbon monoxide — flammable, toxic, and hungry for any ignition source — so gas-path electrics must be sealed or spark-free, exactly as he concluded at nineteen with shrapnel as the teacher. The ecology clause stands unedited: biomass gasification scales to ecological damage, and the phase is a floor, not a roof. The colony reading is doctrine, not romance: resilience is measured at the worst week, not the best, and a colony that can burn charcoal can survive the loss of almost anything above that floor.</w:t>
+        <w:t>Producer gas is textbook thermochemistry: partial combustion of carbonaceous fuel in a restricted air supply yields a mix rich in carbon monoxide and hydrogen — a genuine, burnable fuel gas with roughly two-thirds of petrol's energy density by volume in the intake mixture, which is why gasifier vehicles lose a third to half their power and why 80 km/h in a built FJ45-era truck is a credible, even strong, figure. The draft requirement is equally textbook: gasification must be lit and drawn before the engine can pull its own vacuum, and wartime practice solved it with petrol starts or hand cranks — Archer's twisted-blade water-pump blower on a wiper motor is the same physics served by twelve volts, and it is the correct modern answer: cheap, salvaged, and independent of the fuel it replaces. His two destroyed vacuum units are the phase's most valuable data point, because they encode a lethal lesson in plain sight: producer gas is roughly a fifth carbon monoxide — flammable, toxic, and hungry for any ignition source — so gas-path electrics must be sealed or spark-free, exactly as he concluded at nineteen with shrapnel as the teacher. The ecology clause stands unedited: biomass gasification scales to ecological damage, and the phase is a floor, not a roof. The colony reading is doctrine, not romance: resilience is measured at the worst week, not the best, and a colony that can burn charcoal can survive the loss of almost anything above that floor.</w:t>
       </w:r>
     </w:p>
     <w:p>
